--- a/valencia/UD08/Guia d'estudi UD08.docx
+++ b/valencia/UD08/Guia d'estudi UD08.docx
@@ -21,6 +21,7 @@
         <w:rPr>
           <w:rFonts w:ascii="Proxima Nova" w:cs="Proxima Nova" w:eastAsia="Proxima Nova" w:hAnsi="Proxima Nova"/>
           <w:b w:val="0"/>
+          <w:bCs w:val="0"/>
           <w:color w:val="669966"/>
           <w:sz w:val="48"/>
           <w:szCs w:val="48"/>
@@ -335,7 +336,7 @@
           <w:szCs w:val="32"/>
           <w:rtl w:val="0"/>
         </w:rPr>
-        <w:t xml:space="preserve">Actualitzat Gener 2025</w:t>
+        <w:t xml:space="preserve">Actualitzat Novembre 2025</w:t>
       </w:r>
     </w:p>
     <w:p>
@@ -366,6 +367,7 @@
         <w:rPr>
           <w:rFonts w:ascii="Verdana" w:cs="Verdana" w:eastAsia="Verdana" w:hAnsi="Verdana"/>
           <w:b w:val="1"/>
+          <w:bCs w:val="1"/>
           <w:sz w:val="20"/>
           <w:szCs w:val="20"/>
         </w:rPr>
@@ -386,6 +388,7 @@
         <w:rPr>
           <w:rFonts w:ascii="Verdana" w:cs="Verdana" w:eastAsia="Verdana" w:hAnsi="Verdana"/>
           <w:b w:val="1"/>
+          <w:bCs w:val="1"/>
           <w:sz w:val="20"/>
           <w:szCs w:val="20"/>
           <w:rtl w:val="0"/>
@@ -525,6 +528,7 @@
         <w:ind w:left="0" w:right="57" w:firstLine="0"/>
         <w:rPr>
           <w:b w:val="1"/>
+          <w:bCs w:val="1"/>
         </w:rPr>
       </w:pPr>
       <w:r>
@@ -538,6 +542,7 @@
       <w:r>
         <w:rPr>
           <w:b w:val="1"/>
+          <w:bCs w:val="1"/>
           <w:rtl w:val="0"/>
         </w:rPr>
         <w:t xml:space="preserve">Important</w:t>
@@ -568,6 +573,7 @@
         <w:ind w:left="0" w:right="57" w:firstLine="0"/>
         <w:rPr>
           <w:b w:val="1"/>
+          <w:bCs w:val="1"/>
         </w:rPr>
       </w:pPr>
       <w:r>
@@ -591,6 +597,7 @@
       <w:r>
         <w:rPr>
           <w:b w:val="1"/>
+          <w:bCs w:val="1"/>
           <w:rtl w:val="0"/>
         </w:rPr>
         <w:t xml:space="preserve">A</w:t>
@@ -598,6 +605,7 @@
       <w:r>
         <w:rPr>
           <w:b w:val="1"/>
+          <w:bCs w:val="1"/>
           <w:rtl w:val="0"/>
         </w:rPr>
         <w:t xml:space="preserve">tenció</w:t>
@@ -645,6 +653,7 @@
       <w:r>
         <w:rPr>
           <w:b w:val="1"/>
+          <w:bCs w:val="1"/>
           <w:rtl w:val="0"/>
         </w:rPr>
         <w:t xml:space="preserve">Interessant</w:t>
@@ -663,6 +672,7 @@
         <w:rPr>
           <w:rFonts w:ascii="Arial" w:cs="Arial" w:eastAsia="Arial" w:hAnsi="Arial"/>
           <w:b w:val="1"/>
+          <w:bCs w:val="1"/>
           <w:smallCaps w:val="1"/>
           <w:sz w:val="32"/>
           <w:szCs w:val="32"/>
@@ -672,6 +682,7 @@
         <w:rPr>
           <w:rFonts w:ascii="Arial" w:cs="Arial" w:eastAsia="Arial" w:hAnsi="Arial"/>
           <w:b w:val="1"/>
+          <w:bCs w:val="1"/>
           <w:smallCaps w:val="1"/>
           <w:sz w:val="32"/>
           <w:szCs w:val="32"/>
@@ -682,6 +693,7 @@
     </w:p>
     <w:sdt>
       <w:sdtPr>
+        <w:id w:val="-1099088408"/>
         <w:docPartObj>
           <w:docPartGallery w:val="Table of Contents"/>
           <w:docPartUnique w:val="1"/>
@@ -697,6 +709,7 @@
             <w:jc w:val="left"/>
             <w:rPr>
               <w:b w:val="1"/>
+              <w:bCs w:val="1"/>
               <w:color w:val="000000"/>
               <w:u w:val="none"/>
             </w:rPr>
@@ -711,7 +724,9 @@
               <w:rPr>
                 <w:rFonts w:ascii="Verdana" w:cs="Verdana" w:eastAsia="Verdana" w:hAnsi="Verdana"/>
                 <w:b w:val="1"/>
+                <w:bCs w:val="1"/>
                 <w:i w:val="0"/>
+                <w:iCs w:val="0"/>
                 <w:smallCaps w:val="0"/>
                 <w:strike w:val="0"/>
                 <w:color w:val="000000"/>
@@ -742,6 +757,7 @@
             <w:jc w:val="left"/>
             <w:rPr>
               <w:b w:val="1"/>
+              <w:bCs w:val="1"/>
               <w:color w:val="000000"/>
               <w:u w:val="none"/>
             </w:rPr>
@@ -751,7 +767,9 @@
               <w:rPr>
                 <w:rFonts w:ascii="Verdana" w:cs="Verdana" w:eastAsia="Verdana" w:hAnsi="Verdana"/>
                 <w:b w:val="1"/>
+                <w:bCs w:val="1"/>
                 <w:i w:val="0"/>
+                <w:iCs w:val="0"/>
                 <w:smallCaps w:val="0"/>
                 <w:strike w:val="0"/>
                 <w:color w:val="000000"/>
@@ -782,6 +800,7 @@
             <w:jc w:val="left"/>
             <w:rPr>
               <w:b w:val="1"/>
+              <w:bCs w:val="1"/>
               <w:color w:val="000000"/>
               <w:u w:val="none"/>
             </w:rPr>
@@ -791,7 +810,9 @@
               <w:rPr>
                 <w:rFonts w:ascii="Verdana" w:cs="Verdana" w:eastAsia="Verdana" w:hAnsi="Verdana"/>
                 <w:b w:val="1"/>
+                <w:bCs w:val="1"/>
                 <w:i w:val="0"/>
+                <w:iCs w:val="0"/>
                 <w:smallCaps w:val="0"/>
                 <w:strike w:val="0"/>
                 <w:color w:val="000000"/>
@@ -822,6 +843,7 @@
             <w:jc w:val="left"/>
             <w:rPr>
               <w:b w:val="1"/>
+              <w:bCs w:val="1"/>
               <w:color w:val="000000"/>
               <w:u w:val="none"/>
             </w:rPr>
@@ -831,7 +853,9 @@
               <w:rPr>
                 <w:rFonts w:ascii="Verdana" w:cs="Verdana" w:eastAsia="Verdana" w:hAnsi="Verdana"/>
                 <w:b w:val="1"/>
+                <w:bCs w:val="1"/>
                 <w:i w:val="0"/>
+                <w:iCs w:val="0"/>
                 <w:smallCaps w:val="0"/>
                 <w:strike w:val="0"/>
                 <w:color w:val="000000"/>
@@ -862,6 +886,7 @@
             <w:jc w:val="left"/>
             <w:rPr>
               <w:b w:val="1"/>
+              <w:bCs w:val="1"/>
               <w:color w:val="000000"/>
               <w:u w:val="none"/>
             </w:rPr>
@@ -871,7 +896,9 @@
               <w:rPr>
                 <w:rFonts w:ascii="Verdana" w:cs="Verdana" w:eastAsia="Verdana" w:hAnsi="Verdana"/>
                 <w:b w:val="1"/>
+                <w:bCs w:val="1"/>
                 <w:i w:val="0"/>
+                <w:iCs w:val="0"/>
                 <w:smallCaps w:val="0"/>
                 <w:strike w:val="0"/>
                 <w:color w:val="000000"/>
@@ -902,6 +929,7 @@
             <w:jc w:val="left"/>
             <w:rPr>
               <w:b w:val="1"/>
+              <w:bCs w:val="1"/>
               <w:color w:val="000000"/>
               <w:u w:val="none"/>
             </w:rPr>
@@ -911,7 +939,9 @@
               <w:rPr>
                 <w:rFonts w:ascii="Verdana" w:cs="Verdana" w:eastAsia="Verdana" w:hAnsi="Verdana"/>
                 <w:b w:val="1"/>
+                <w:bCs w:val="1"/>
                 <w:i w:val="0"/>
+                <w:iCs w:val="0"/>
                 <w:smallCaps w:val="0"/>
                 <w:strike w:val="0"/>
                 <w:color w:val="000000"/>
@@ -942,6 +972,7 @@
             <w:jc w:val="left"/>
             <w:rPr>
               <w:b w:val="1"/>
+              <w:bCs w:val="1"/>
               <w:color w:val="000000"/>
               <w:u w:val="none"/>
             </w:rPr>
@@ -951,7 +982,9 @@
               <w:rPr>
                 <w:rFonts w:ascii="Verdana" w:cs="Verdana" w:eastAsia="Verdana" w:hAnsi="Verdana"/>
                 <w:b w:val="1"/>
+                <w:bCs w:val="1"/>
                 <w:i w:val="0"/>
+                <w:iCs w:val="0"/>
                 <w:smallCaps w:val="0"/>
                 <w:strike w:val="0"/>
                 <w:color w:val="000000"/>
@@ -986,6 +1019,7 @@
         <w:rPr>
           <w:rFonts w:ascii="Arial" w:cs="Arial" w:eastAsia="Arial" w:hAnsi="Arial"/>
           <w:b w:val="1"/>
+          <w:bCs w:val="1"/>
           <w:smallCaps w:val="1"/>
           <w:sz w:val="32"/>
           <w:szCs w:val="32"/>
@@ -1305,7 +1339,7 @@
         <w:rPr>
           <w:rtl w:val="0"/>
         </w:rPr>
-        <w:t xml:space="preserve">Des del 20/01/2025 fins a 26/01/2025. La duració d’aquesta unitat és d’una setmana (5 hores).</w:t>
+        <w:t xml:space="preserve">Des del 15/12/2025 fins a 21/12/2025. La duració d’aquesta unitat és d’una setmana (5 hores).</w:t>
       </w:r>
     </w:p>
     <w:p>
@@ -1337,7 +1371,7 @@
         <w:pageBreakBefore w:val="0"/>
         <w:numPr>
           <w:ilvl w:val="0"/>
-          <w:numId w:val="1"/>
+          <w:numId w:val="2"/>
         </w:numPr>
         <w:spacing w:after="0" w:afterAutospacing="0"/>
         <w:ind w:left="720" w:hanging="360"/>
@@ -1357,7 +1391,7 @@
         <w:pageBreakBefore w:val="0"/>
         <w:numPr>
           <w:ilvl w:val="0"/>
-          <w:numId w:val="1"/>
+          <w:numId w:val="2"/>
         </w:numPr>
         <w:spacing w:after="0" w:afterAutospacing="0" w:before="0" w:beforeAutospacing="0"/>
         <w:ind w:left="720" w:hanging="360"/>
@@ -1377,7 +1411,7 @@
         <w:pageBreakBefore w:val="0"/>
         <w:numPr>
           <w:ilvl w:val="0"/>
-          <w:numId w:val="1"/>
+          <w:numId w:val="2"/>
         </w:numPr>
         <w:spacing w:after="0" w:afterAutospacing="0" w:before="0" w:beforeAutospacing="0"/>
         <w:ind w:left="720" w:hanging="360"/>
@@ -1397,7 +1431,7 @@
         <w:pageBreakBefore w:val="0"/>
         <w:numPr>
           <w:ilvl w:val="0"/>
-          <w:numId w:val="1"/>
+          <w:numId w:val="2"/>
         </w:numPr>
         <w:spacing w:before="0" w:beforeAutospacing="0"/>
         <w:ind w:left="720" w:hanging="360"/>
@@ -1440,7 +1474,7 @@
       <w:pPr>
         <w:numPr>
           <w:ilvl w:val="0"/>
-          <w:numId w:val="2"/>
+          <w:numId w:val="1"/>
         </w:numPr>
         <w:spacing w:after="0" w:afterAutospacing="0"/>
         <w:ind w:left="720" w:hanging="360"/>
@@ -1456,7 +1490,7 @@
       <w:pPr>
         <w:numPr>
           <w:ilvl w:val="0"/>
-          <w:numId w:val="2"/>
+          <w:numId w:val="1"/>
         </w:numPr>
         <w:spacing w:before="0" w:beforeAutospacing="0"/>
         <w:ind w:left="720" w:hanging="360"/>
@@ -2191,11 +2225,19 @@
       </w:pPr>
     </w:pPrDefault>
   </w:docDefaults>
+  <w:style w:type="table" w:styleId="TableNormal" w:default="1">
+    <w:name w:val="TableNormal"/>
+    <w:tblPr>
+      <w:tblCellMar>
+        <w:top w:w="100.0" w:type="dxa"/>
+        <w:left w:w="100.0" w:type="dxa"/>
+        <w:bottom w:w="100.0" w:type="dxa"/>
+        <w:right w:w="100.0" w:type="dxa"/>
+      </w:tblCellMar>
+    </w:tblPr>
+  </w:style>
   <w:style w:type="paragraph" w:styleId="Normal" w:default="1">
     <w:name w:val="normal"/>
-  </w:style>
-  <w:style w:type="table" w:styleId="TableNormal" w:default="1">
-    <w:name w:val="Table Normal"/>
   </w:style>
   <w:style w:type="paragraph" w:styleId="Heading1">
     <w:name w:val="heading 1"/>
@@ -2243,6 +2285,7 @@
     <w:rPr>
       <w:rFonts w:ascii="Arial" w:cs="Arial" w:eastAsia="Arial" w:hAnsi="Arial"/>
       <w:b w:val="0"/>
+      <w:bCs w:val="0"/>
       <w:smallCaps w:val="0"/>
       <w:color w:val="669966"/>
       <w:sz w:val="22"/>
@@ -2263,7 +2306,9 @@
     <w:rPr>
       <w:rFonts w:ascii="Arial" w:cs="Arial" w:eastAsia="Arial" w:hAnsi="Arial"/>
       <w:b w:val="1"/>
+      <w:bCs w:val="1"/>
       <w:i w:val="1"/>
+      <w:iCs w:val="1"/>
       <w:smallCaps w:val="0"/>
       <w:sz w:val="21"/>
       <w:szCs w:val="21"/>
@@ -2284,6 +2329,7 @@
     <w:rPr>
       <w:rFonts w:ascii="Arial" w:cs="Arial" w:eastAsia="Arial" w:hAnsi="Arial"/>
       <w:b w:val="1"/>
+      <w:bCs w:val="1"/>
       <w:smallCaps w:val="1"/>
       <w:sz w:val="24"/>
       <w:szCs w:val="24"/>
@@ -2301,6 +2347,7 @@
     </w:pPr>
     <w:rPr>
       <w:b w:val="1"/>
+      <w:bCs w:val="1"/>
       <w:sz w:val="20"/>
       <w:szCs w:val="20"/>
     </w:rPr>
@@ -2317,6 +2364,7 @@
     </w:pPr>
     <w:rPr>
       <w:b w:val="1"/>
+      <w:bCs w:val="1"/>
       <w:sz w:val="72"/>
       <w:szCs w:val="72"/>
     </w:rPr>
@@ -2334,6 +2382,7 @@
     <w:rPr>
       <w:rFonts w:ascii="Georgia" w:cs="Georgia" w:eastAsia="Georgia" w:hAnsi="Georgia"/>
       <w:i w:val="1"/>
+      <w:iCs w:val="1"/>
       <w:color w:val="666666"/>
       <w:sz w:val="48"/>
       <w:szCs w:val="48"/>
